--- a/ESP32 - NOTE CONTROLLATO CON JAVA.docx
+++ b/ESP32 - NOTE CONTROLLATO CON JAVA.docx
@@ -8,6 +8,11 @@
       </w:pPr>
       <w:r>
         <w:t>ESP32 CONTROLLER PER QO100</w:t>
+      </w:r>
+    </w:p>
+    <w:p>
+      <w:r>
+        <w:t>https://github.com/apozzon/QO-100_RTX_CONTROLLER</w:t>
       </w:r>
     </w:p>
     <w:tbl>
@@ -21,21 +26,21 @@
       </w:tblPr>
       <w:tblGrid>
         <w:gridCol w:w="182"/>
-        <w:gridCol w:w="946"/>
+        <w:gridCol w:w="948"/>
         <w:gridCol w:w="182"/>
-        <w:gridCol w:w="946"/>
-        <w:gridCol w:w="182"/>
-        <w:gridCol w:w="945"/>
-        <w:gridCol w:w="336"/>
-        <w:gridCol w:w="945"/>
+        <w:gridCol w:w="948"/>
         <w:gridCol w:w="181"/>
-        <w:gridCol w:w="945"/>
+        <w:gridCol w:w="947"/>
+        <w:gridCol w:w="337"/>
+        <w:gridCol w:w="947"/>
         <w:gridCol w:w="181"/>
-        <w:gridCol w:w="945"/>
-        <w:gridCol w:w="336"/>
-        <w:gridCol w:w="963"/>
-        <w:gridCol w:w="277"/>
-        <w:gridCol w:w="945"/>
+        <w:gridCol w:w="947"/>
+        <w:gridCol w:w="181"/>
+        <w:gridCol w:w="947"/>
+        <w:gridCol w:w="337"/>
+        <w:gridCol w:w="947"/>
+        <w:gridCol w:w="278"/>
+        <w:gridCol w:w="947"/>
         <w:gridCol w:w="181"/>
       </w:tblGrid>
       <w:tr>
@@ -2229,7 +2234,7 @@
                 <w:lang w:eastAsia="it-IT"/>
                 <w14:ligatures w14:val="none"/>
               </w:rPr>
-              <w:t>FAN</w:t>
+              <w:t>…</w:t>
             </w:r>
           </w:p>
         </w:tc>
@@ -4823,7 +4828,7 @@
                 <w:lang w:eastAsia="it-IT"/>
                 <w14:ligatures w14:val="none"/>
               </w:rPr>
-              <w:t>1,788789</w:t>
+              <w:t>1,78</w:t>
             </w:r>
           </w:p>
         </w:tc>
@@ -5861,7 +5866,10 @@
               <w:jc w:val="center"/>
             </w:pPr>
             <w:r>
-              <w:t>10A</w:t>
+              <w:t>5</w:t>
+            </w:r>
+            <w:r>
+              <w:t>A</w:t>
             </w:r>
           </w:p>
         </w:tc>
@@ -5884,7 +5892,7 @@
           </w:tcPr>
           <w:p>
             <w:r>
-              <w:t>Parallelo a R 0,1 ohm da 5 W (10A = 1V)</w:t>
+              <w:t>ASC712-5A</w:t>
             </w:r>
           </w:p>
         </w:tc>
@@ -6035,6 +6043,9 @@
             <w:r>
               <w:t>C temperatura</w:t>
             </w:r>
+            <w:r>
+              <w:t xml:space="preserve"> aria</w:t>
+            </w:r>
           </w:p>
         </w:tc>
         <w:tc>
@@ -6069,7 +6080,7 @@
           </w:tcPr>
           <w:p>
             <w:r>
-              <w:t>Apposito modulo digitale</w:t>
+              <w:t>DHT22</w:t>
             </w:r>
           </w:p>
         </w:tc>
@@ -6079,7 +6090,14 @@
           <w:tcPr>
             <w:tcW w:w="2155" w:type="dxa"/>
           </w:tcPr>
-          <w:p/>
+          <w:p>
+            <w:r>
+              <w:t xml:space="preserve">C </w:t>
+            </w:r>
+            <w:r>
+              <w:t>P.A.</w:t>
+            </w:r>
+          </w:p>
         </w:tc>
         <w:tc>
           <w:tcPr>
@@ -6089,6 +6107,9 @@
             <w:pPr>
               <w:jc w:val="center"/>
             </w:pPr>
+            <w:r>
+              <w:t>60C</w:t>
+            </w:r>
           </w:p>
         </w:tc>
         <w:tc>
@@ -6099,13 +6120,20 @@
             <w:pPr>
               <w:jc w:val="center"/>
             </w:pPr>
+            <w:r>
+              <w:t>10</w:t>
+            </w:r>
           </w:p>
         </w:tc>
         <w:tc>
           <w:tcPr>
             <w:tcW w:w="5400" w:type="dxa"/>
           </w:tcPr>
-          <w:p/>
+          <w:p>
+            <w:r>
+              <w:t>DB18S20</w:t>
+            </w:r>
+          </w:p>
         </w:tc>
       </w:tr>
     </w:tbl>
@@ -6327,11 +6355,9 @@
             <w:tcW w:w="2155" w:type="dxa"/>
           </w:tcPr>
           <w:p>
-            <w:proofErr w:type="spellStart"/>
-            <w:r>
-              <w:t>Heat</w:t>
-            </w:r>
-            <w:proofErr w:type="spellEnd"/>
+            <w:r>
+              <w:t>GPSDO</w:t>
+            </w:r>
           </w:p>
         </w:tc>
         <w:tc>
@@ -6366,7 +6392,10 @@
           </w:tcPr>
           <w:p>
             <w:r>
-              <w:t>Accende resistenza riscaldamento clima freddo</w:t>
+              <w:t xml:space="preserve">Accende </w:t>
+            </w:r>
+            <w:r>
+              <w:t>GPSDO</w:t>
             </w:r>
           </w:p>
         </w:tc>
@@ -6972,12 +7001,14 @@
           <w:lang w:val="en-US"/>
         </w:rPr>
       </w:pPr>
+      <w:proofErr w:type="spellStart"/>
       <w:r>
         <w:rPr>
           <w:lang w:val="en-US"/>
         </w:rPr>
         <w:t>Librerie</w:t>
       </w:r>
+      <w:proofErr w:type="spellEnd"/>
     </w:p>
     <w:p>
       <w:pPr>
@@ -7021,8 +7052,16 @@
         <w:rPr>
           <w:color w:val="215E99" w:themeColor="text2" w:themeTint="BF"/>
         </w:rPr>
-        <w:t>DHT kxn</w:t>
+        <w:t xml:space="preserve">DHT </w:t>
       </w:r>
+      <w:proofErr w:type="spellStart"/>
+      <w:r>
+        <w:rPr>
+          <w:color w:val="215E99" w:themeColor="text2" w:themeTint="BF"/>
+        </w:rPr>
+        <w:t>kxn</w:t>
+      </w:r>
+      <w:proofErr w:type="spellEnd"/>
     </w:p>
     <w:p>
       <w:pPr>
@@ -7041,7 +7080,75 @@
         <w:rPr>
           <w:color w:val="215E99" w:themeColor="text2" w:themeTint="BF"/>
         </w:rPr>
-        <w:t>Java aggiunta libreria Google json</w:t>
+        <w:t>JAVA</w:t>
+      </w:r>
+      <w:r>
+        <w:rPr>
+          <w:color w:val="215E99" w:themeColor="text2" w:themeTint="BF"/>
+        </w:rPr>
+        <w:t xml:space="preserve"> aggiunta libreria Google </w:t>
+      </w:r>
+      <w:proofErr w:type="spellStart"/>
+      <w:r>
+        <w:rPr>
+          <w:color w:val="215E99" w:themeColor="text2" w:themeTint="BF"/>
+        </w:rPr>
+        <w:t>json</w:t>
+      </w:r>
+      <w:proofErr w:type="spellEnd"/>
+    </w:p>
+    <w:p>
+      <w:pPr>
+        <w:spacing w:after="0"/>
+        <w:rPr>
+          <w:color w:val="00B0F0"/>
+        </w:rPr>
+      </w:pPr>
+      <w:r>
+        <w:rPr>
+          <w:color w:val="00B0F0"/>
+        </w:rPr>
+        <w:t xml:space="preserve">tasto destro su </w:t>
+      </w:r>
+      <w:r>
+        <w:rPr>
+          <w:color w:val="00B0F0"/>
+        </w:rPr>
+        <w:t>Progetto – Build Path -</w:t>
+      </w:r>
+      <w:proofErr w:type="spellStart"/>
+      <w:r>
+        <w:rPr>
+          <w:color w:val="00B0F0"/>
+        </w:rPr>
+        <w:t>Add</w:t>
+      </w:r>
+      <w:proofErr w:type="spellEnd"/>
+      <w:r>
+        <w:rPr>
+          <w:color w:val="00B0F0"/>
+        </w:rPr>
+        <w:t xml:space="preserve"> </w:t>
+      </w:r>
+      <w:proofErr w:type="spellStart"/>
+      <w:r>
+        <w:rPr>
+          <w:color w:val="00B0F0"/>
+        </w:rPr>
+        <w:t>External</w:t>
+      </w:r>
+      <w:proofErr w:type="spellEnd"/>
+      <w:r>
+        <w:rPr>
+          <w:color w:val="00B0F0"/>
+        </w:rPr>
+        <w:t xml:space="preserve"> Archives</w:t>
+      </w:r>
+      <w:r>
+        <w:rPr>
+          <w:color w:val="00B0F0"/>
+        </w:rPr>
+        <w:t>) – Scegliere file scaricato (es.  gson-2.3.1.jar)</w:t>
       </w:r>
     </w:p>
     <w:p>
@@ -7051,63 +7158,544 @@
           <w:color w:val="00B0F0"/>
         </w:rPr>
       </w:pPr>
+    </w:p>
+    <w:p>
+      <w:pPr>
+        <w:spacing w:after="0"/>
+        <w:rPr>
+          <w:color w:val="00B0F0"/>
+        </w:rPr>
+      </w:pPr>
       <w:r>
         <w:rPr>
           <w:color w:val="00B0F0"/>
         </w:rPr>
-        <w:t xml:space="preserve">tasto destro su </w:t>
+        <w:t xml:space="preserve">Compilazione </w:t>
+      </w:r>
+    </w:p>
+    <w:p>
+      <w:pPr>
+        <w:spacing w:after="0"/>
+        <w:rPr>
+          <w:color w:val="00B0F0"/>
+        </w:rPr>
+      </w:pPr>
+      <w:r>
+        <w:rPr>
+          <w:color w:val="00B0F0"/>
+        </w:rPr>
+        <w:t xml:space="preserve">File -&gt; </w:t>
       </w:r>
       <w:r>
         <w:rPr>
           <w:color w:val="00B0F0"/>
         </w:rPr>
-        <w:t>Progetto – Build Path -</w:t>
+        <w:t>Export</w:t>
       </w:r>
-      <w:proofErr w:type="spellStart"/>
+    </w:p>
+    <w:p>
+      <w:pPr>
+        <w:spacing w:after="0"/>
+        <w:rPr>
+          <w:color w:val="00B0F0"/>
+        </w:rPr>
+      </w:pPr>
       <w:r>
         <w:rPr>
+          <w:noProof/>
           <w:color w:val="00B0F0"/>
         </w:rPr>
-        <w:t>Add</w:t>
+        <w:drawing>
+          <wp:inline distT="0" distB="0" distL="0" distR="0" wp14:anchorId="2D3CC05A" wp14:editId="35DC72C7">
+            <wp:extent cx="1567543" cy="2140535"/>
+            <wp:effectExtent l="0" t="0" r="0" b="0"/>
+            <wp:docPr id="605212486" name="Picture 1"/>
+            <wp:cNvGraphicFramePr>
+              <a:graphicFrameLocks xmlns:a="http://schemas.openxmlformats.org/drawingml/2006/main" noChangeAspect="1"/>
+            </wp:cNvGraphicFramePr>
+            <a:graphic xmlns:a="http://schemas.openxmlformats.org/drawingml/2006/main">
+              <a:graphicData uri="http://schemas.openxmlformats.org/drawingml/2006/picture">
+                <pic:pic xmlns:pic="http://schemas.openxmlformats.org/drawingml/2006/picture">
+                  <pic:nvPicPr>
+                    <pic:cNvPr id="605212486" name=""/>
+                    <pic:cNvPicPr/>
+                  </pic:nvPicPr>
+                  <pic:blipFill>
+                    <a:blip r:embed="rId9"/>
+                    <a:stretch>
+                      <a:fillRect/>
+                    </a:stretch>
+                  </pic:blipFill>
+                  <pic:spPr>
+                    <a:xfrm>
+                      <a:off x="0" y="0"/>
+                      <a:ext cx="1575681" cy="2151648"/>
+                    </a:xfrm>
+                    <a:prstGeom prst="rect">
+                      <a:avLst/>
+                    </a:prstGeom>
+                  </pic:spPr>
+                </pic:pic>
+              </a:graphicData>
+            </a:graphic>
+          </wp:inline>
+        </w:drawing>
       </w:r>
-      <w:proofErr w:type="spellEnd"/>
+    </w:p>
+    <w:p>
+      <w:pPr>
+        <w:spacing w:after="0"/>
+        <w:rPr>
+          <w:color w:val="00B0F0"/>
+        </w:rPr>
+      </w:pPr>
+    </w:p>
+    <w:p>
+      <w:pPr>
+        <w:spacing w:after="0"/>
+        <w:rPr>
+          <w:color w:val="00B0F0"/>
+        </w:rPr>
+      </w:pPr>
+    </w:p>
+    <w:p>
+      <w:pPr>
+        <w:spacing w:after="0"/>
+        <w:rPr>
+          <w:color w:val="00B0F0"/>
+        </w:rPr>
+      </w:pPr>
       <w:r>
         <w:rPr>
           <w:color w:val="00B0F0"/>
         </w:rPr>
-        <w:t xml:space="preserve"> </w:t>
-      </w:r>
-      <w:proofErr w:type="spellStart"/>
-      <w:r>
-        <w:rPr>
-          <w:color w:val="00B0F0"/>
-        </w:rPr>
-        <w:t>External</w:t>
-      </w:r>
-      <w:proofErr w:type="spellEnd"/>
-      <w:r>
-        <w:rPr>
-          <w:color w:val="00B0F0"/>
-        </w:rPr>
-        <w:t xml:space="preserve"> Archives</w:t>
+        <w:t>Launch</w:t>
       </w:r>
       <w:r>
         <w:rPr>
           <w:color w:val="00B0F0"/>
         </w:rPr>
-        <w:t xml:space="preserve">) – Scegliere file scaricato (es.  </w:t>
+        <w:t>4j</w:t>
       </w:r>
+    </w:p>
+    <w:p>
+      <w:pPr>
+        <w:spacing w:after="0"/>
+        <w:rPr>
+          <w:color w:val="00B0F0"/>
+        </w:rPr>
+      </w:pPr>
       <w:r>
         <w:rPr>
+          <w:noProof/>
           <w:color w:val="00B0F0"/>
         </w:rPr>
-        <w:t>gson-2.3.1.jar</w:t>
+        <w:drawing>
+          <wp:inline distT="0" distB="0" distL="0" distR="0" wp14:anchorId="73B0DF55" wp14:editId="7D5775B0">
+            <wp:extent cx="3281927" cy="1554131"/>
+            <wp:effectExtent l="0" t="0" r="0" b="8255"/>
+            <wp:docPr id="1968464163" name="Picture 1"/>
+            <wp:cNvGraphicFramePr>
+              <a:graphicFrameLocks xmlns:a="http://schemas.openxmlformats.org/drawingml/2006/main" noChangeAspect="1"/>
+            </wp:cNvGraphicFramePr>
+            <a:graphic xmlns:a="http://schemas.openxmlformats.org/drawingml/2006/main">
+              <a:graphicData uri="http://schemas.openxmlformats.org/drawingml/2006/picture">
+                <pic:pic xmlns:pic="http://schemas.openxmlformats.org/drawingml/2006/picture">
+                  <pic:nvPicPr>
+                    <pic:cNvPr id="1968464163" name=""/>
+                    <pic:cNvPicPr/>
+                  </pic:nvPicPr>
+                  <pic:blipFill>
+                    <a:blip r:embed="rId10"/>
+                    <a:stretch>
+                      <a:fillRect/>
+                    </a:stretch>
+                  </pic:blipFill>
+                  <pic:spPr>
+                    <a:xfrm>
+                      <a:off x="0" y="0"/>
+                      <a:ext cx="3293730" cy="1559720"/>
+                    </a:xfrm>
+                    <a:prstGeom prst="rect">
+                      <a:avLst/>
+                    </a:prstGeom>
+                  </pic:spPr>
+                </pic:pic>
+              </a:graphicData>
+            </a:graphic>
+          </wp:inline>
+        </w:drawing>
       </w:r>
+    </w:p>
+    <w:p>
+      <w:pPr>
+        <w:spacing w:after="0"/>
+        <w:rPr>
+          <w:color w:val="00B0F0"/>
+        </w:rPr>
+      </w:pPr>
       <w:r>
         <w:rPr>
+          <w:noProof/>
           <w:color w:val="00B0F0"/>
         </w:rPr>
-        <w:t>)</w:t>
+        <w:lastRenderedPageBreak/>
+        <w:drawing>
+          <wp:inline distT="0" distB="0" distL="0" distR="0" wp14:anchorId="27045FDC" wp14:editId="7BC7D322">
+            <wp:extent cx="3224151" cy="1794216"/>
+            <wp:effectExtent l="0" t="0" r="0" b="0"/>
+            <wp:docPr id="1061163421" name="Picture 1"/>
+            <wp:cNvGraphicFramePr>
+              <a:graphicFrameLocks xmlns:a="http://schemas.openxmlformats.org/drawingml/2006/main" noChangeAspect="1"/>
+            </wp:cNvGraphicFramePr>
+            <a:graphic xmlns:a="http://schemas.openxmlformats.org/drawingml/2006/main">
+              <a:graphicData uri="http://schemas.openxmlformats.org/drawingml/2006/picture">
+                <pic:pic xmlns:pic="http://schemas.openxmlformats.org/drawingml/2006/picture">
+                  <pic:nvPicPr>
+                    <pic:cNvPr id="1061163421" name=""/>
+                    <pic:cNvPicPr/>
+                  </pic:nvPicPr>
+                  <pic:blipFill>
+                    <a:blip r:embed="rId11"/>
+                    <a:stretch>
+                      <a:fillRect/>
+                    </a:stretch>
+                  </pic:blipFill>
+                  <pic:spPr>
+                    <a:xfrm>
+                      <a:off x="0" y="0"/>
+                      <a:ext cx="3240641" cy="1803393"/>
+                    </a:xfrm>
+                    <a:prstGeom prst="rect">
+                      <a:avLst/>
+                    </a:prstGeom>
+                  </pic:spPr>
+                </pic:pic>
+              </a:graphicData>
+            </a:graphic>
+          </wp:inline>
+        </w:drawing>
+      </w:r>
+    </w:p>
+    <w:p>
+      <w:pPr>
+        <w:spacing w:after="0"/>
+        <w:rPr>
+          <w:color w:val="00B0F0"/>
+        </w:rPr>
+      </w:pPr>
+    </w:p>
+    <w:p>
+      <w:pPr>
+        <w:spacing w:after="0"/>
+        <w:rPr>
+          <w:color w:val="00B0F0"/>
+        </w:rPr>
+      </w:pPr>
+    </w:p>
+    <w:p>
+      <w:pPr>
+        <w:pStyle w:val="Heading2"/>
+      </w:pPr>
+      <w:r>
+        <w:t>CONTROL BOARD</w:t>
+      </w:r>
+    </w:p>
+    <w:p>
+      <w:pPr>
+        <w:spacing w:after="0"/>
+        <w:rPr>
+          <w:color w:val="00B0F0"/>
+        </w:rPr>
+      </w:pPr>
+      <w:r>
+        <w:rPr>
+          <w:color w:val="00B0F0"/>
+        </w:rPr>
+        <w:drawing>
+          <wp:inline distT="0" distB="0" distL="0" distR="0" wp14:anchorId="35C650CD" wp14:editId="20F3DC2E">
+            <wp:extent cx="3707333" cy="2885704"/>
+            <wp:effectExtent l="0" t="0" r="7620" b="0"/>
+            <wp:docPr id="1473832823" name="Picture 1"/>
+            <wp:cNvGraphicFramePr>
+              <a:graphicFrameLocks xmlns:a="http://schemas.openxmlformats.org/drawingml/2006/main" noChangeAspect="1"/>
+            </wp:cNvGraphicFramePr>
+            <a:graphic xmlns:a="http://schemas.openxmlformats.org/drawingml/2006/main">
+              <a:graphicData uri="http://schemas.openxmlformats.org/drawingml/2006/picture">
+                <pic:pic xmlns:pic="http://schemas.openxmlformats.org/drawingml/2006/picture">
+                  <pic:nvPicPr>
+                    <pic:cNvPr id="1473832823" name=""/>
+                    <pic:cNvPicPr/>
+                  </pic:nvPicPr>
+                  <pic:blipFill>
+                    <a:blip r:embed="rId12"/>
+                    <a:stretch>
+                      <a:fillRect/>
+                    </a:stretch>
+                  </pic:blipFill>
+                  <pic:spPr>
+                    <a:xfrm>
+                      <a:off x="0" y="0"/>
+                      <a:ext cx="3717734" cy="2893800"/>
+                    </a:xfrm>
+                    <a:prstGeom prst="rect">
+                      <a:avLst/>
+                    </a:prstGeom>
+                  </pic:spPr>
+                </pic:pic>
+              </a:graphicData>
+            </a:graphic>
+          </wp:inline>
+        </w:drawing>
+      </w:r>
+    </w:p>
+    <w:p>
+      <w:pPr>
+        <w:spacing w:after="0"/>
+        <w:rPr>
+          <w:color w:val="00B0F0"/>
+        </w:rPr>
+      </w:pPr>
+    </w:p>
+    <w:p>
+      <w:pPr>
+        <w:spacing w:after="0"/>
+        <w:rPr>
+          <w:color w:val="00B0F0"/>
+        </w:rPr>
+      </w:pPr>
+      <w:r>
+        <w:rPr>
+          <w:color w:val="00B0F0"/>
+        </w:rPr>
+        <w:drawing>
+          <wp:inline distT="0" distB="0" distL="0" distR="0" wp14:anchorId="115A3BC2" wp14:editId="55824B74">
+            <wp:extent cx="3694242" cy="2617553"/>
+            <wp:effectExtent l="0" t="0" r="1905" b="0"/>
+            <wp:docPr id="1162262408" name="Picture 1"/>
+            <wp:cNvGraphicFramePr>
+              <a:graphicFrameLocks xmlns:a="http://schemas.openxmlformats.org/drawingml/2006/main" noChangeAspect="1"/>
+            </wp:cNvGraphicFramePr>
+            <a:graphic xmlns:a="http://schemas.openxmlformats.org/drawingml/2006/main">
+              <a:graphicData uri="http://schemas.openxmlformats.org/drawingml/2006/picture">
+                <pic:pic xmlns:pic="http://schemas.openxmlformats.org/drawingml/2006/picture">
+                  <pic:nvPicPr>
+                    <pic:cNvPr id="1162262408" name=""/>
+                    <pic:cNvPicPr/>
+                  </pic:nvPicPr>
+                  <pic:blipFill>
+                    <a:blip r:embed="rId13"/>
+                    <a:stretch>
+                      <a:fillRect/>
+                    </a:stretch>
+                  </pic:blipFill>
+                  <pic:spPr>
+                    <a:xfrm>
+                      <a:off x="0" y="0"/>
+                      <a:ext cx="3715568" cy="2632663"/>
+                    </a:xfrm>
+                    <a:prstGeom prst="rect">
+                      <a:avLst/>
+                    </a:prstGeom>
+                  </pic:spPr>
+                </pic:pic>
+              </a:graphicData>
+            </a:graphic>
+          </wp:inline>
+        </w:drawing>
+      </w:r>
+    </w:p>
+    <w:p>
+      <w:pPr>
+        <w:spacing w:after="0"/>
+        <w:rPr>
+          <w:color w:val="00B0F0"/>
+        </w:rPr>
+      </w:pPr>
+      <w:r>
+        <w:rPr>
+          <w:color w:val="00B0F0"/>
+        </w:rPr>
+        <w:lastRenderedPageBreak/>
+        <w:drawing>
+          <wp:inline distT="0" distB="0" distL="0" distR="0" wp14:anchorId="3DEFFC79" wp14:editId="55F81938">
+            <wp:extent cx="3064561" cy="2108118"/>
+            <wp:effectExtent l="0" t="0" r="2540" b="6985"/>
+            <wp:docPr id="200204364" name="Picture 1"/>
+            <wp:cNvGraphicFramePr>
+              <a:graphicFrameLocks xmlns:a="http://schemas.openxmlformats.org/drawingml/2006/main" noChangeAspect="1"/>
+            </wp:cNvGraphicFramePr>
+            <a:graphic xmlns:a="http://schemas.openxmlformats.org/drawingml/2006/main">
+              <a:graphicData uri="http://schemas.openxmlformats.org/drawingml/2006/picture">
+                <pic:pic xmlns:pic="http://schemas.openxmlformats.org/drawingml/2006/picture">
+                  <pic:nvPicPr>
+                    <pic:cNvPr id="200204364" name=""/>
+                    <pic:cNvPicPr/>
+                  </pic:nvPicPr>
+                  <pic:blipFill>
+                    <a:blip r:embed="rId14"/>
+                    <a:stretch>
+                      <a:fillRect/>
+                    </a:stretch>
+                  </pic:blipFill>
+                  <pic:spPr>
+                    <a:xfrm>
+                      <a:off x="0" y="0"/>
+                      <a:ext cx="3086029" cy="2122886"/>
+                    </a:xfrm>
+                    <a:prstGeom prst="rect">
+                      <a:avLst/>
+                    </a:prstGeom>
+                  </pic:spPr>
+                </pic:pic>
+              </a:graphicData>
+            </a:graphic>
+          </wp:inline>
+        </w:drawing>
+      </w:r>
+    </w:p>
+    <w:p>
+      <w:pPr>
+        <w:spacing w:after="0"/>
+        <w:rPr>
+          <w:color w:val="00B0F0"/>
+        </w:rPr>
+      </w:pPr>
+      <w:r>
+        <w:rPr>
+          <w:color w:val="00B0F0"/>
+        </w:rPr>
+        <w:drawing>
+          <wp:inline distT="0" distB="0" distL="0" distR="0" wp14:anchorId="707CAE07" wp14:editId="6A74C2ED">
+            <wp:extent cx="3081647" cy="2149926"/>
+            <wp:effectExtent l="0" t="0" r="5080" b="3175"/>
+            <wp:docPr id="2111934608" name="Picture 1"/>
+            <wp:cNvGraphicFramePr>
+              <a:graphicFrameLocks xmlns:a="http://schemas.openxmlformats.org/drawingml/2006/main" noChangeAspect="1"/>
+            </wp:cNvGraphicFramePr>
+            <a:graphic xmlns:a="http://schemas.openxmlformats.org/drawingml/2006/main">
+              <a:graphicData uri="http://schemas.openxmlformats.org/drawingml/2006/picture">
+                <pic:pic xmlns:pic="http://schemas.openxmlformats.org/drawingml/2006/picture">
+                  <pic:nvPicPr>
+                    <pic:cNvPr id="2111934608" name=""/>
+                    <pic:cNvPicPr/>
+                  </pic:nvPicPr>
+                  <pic:blipFill>
+                    <a:blip r:embed="rId15"/>
+                    <a:stretch>
+                      <a:fillRect/>
+                    </a:stretch>
+                  </pic:blipFill>
+                  <pic:spPr>
+                    <a:xfrm>
+                      <a:off x="0" y="0"/>
+                      <a:ext cx="3128303" cy="2182476"/>
+                    </a:xfrm>
+                    <a:prstGeom prst="rect">
+                      <a:avLst/>
+                    </a:prstGeom>
+                  </pic:spPr>
+                </pic:pic>
+              </a:graphicData>
+            </a:graphic>
+          </wp:inline>
+        </w:drawing>
+      </w:r>
+    </w:p>
+    <w:p>
+      <w:pPr>
+        <w:spacing w:after="0"/>
+        <w:rPr>
+          <w:color w:val="00B0F0"/>
+        </w:rPr>
+      </w:pPr>
+      <w:r>
+        <w:rPr>
+          <w:color w:val="00B0F0"/>
+        </w:rPr>
+        <w:drawing>
+          <wp:inline distT="0" distB="0" distL="0" distR="0" wp14:anchorId="1D47336F" wp14:editId="27A1E82E">
+            <wp:extent cx="3111335" cy="2129963"/>
+            <wp:effectExtent l="0" t="0" r="0" b="3810"/>
+            <wp:docPr id="799877130" name="Picture 1"/>
+            <wp:cNvGraphicFramePr>
+              <a:graphicFrameLocks xmlns:a="http://schemas.openxmlformats.org/drawingml/2006/main" noChangeAspect="1"/>
+            </wp:cNvGraphicFramePr>
+            <a:graphic xmlns:a="http://schemas.openxmlformats.org/drawingml/2006/main">
+              <a:graphicData uri="http://schemas.openxmlformats.org/drawingml/2006/picture">
+                <pic:pic xmlns:pic="http://schemas.openxmlformats.org/drawingml/2006/picture">
+                  <pic:nvPicPr>
+                    <pic:cNvPr id="799877130" name=""/>
+                    <pic:cNvPicPr/>
+                  </pic:nvPicPr>
+                  <pic:blipFill>
+                    <a:blip r:embed="rId16"/>
+                    <a:stretch>
+                      <a:fillRect/>
+                    </a:stretch>
+                  </pic:blipFill>
+                  <pic:spPr>
+                    <a:xfrm>
+                      <a:off x="0" y="0"/>
+                      <a:ext cx="3141200" cy="2150408"/>
+                    </a:xfrm>
+                    <a:prstGeom prst="rect">
+                      <a:avLst/>
+                    </a:prstGeom>
+                  </pic:spPr>
+                </pic:pic>
+              </a:graphicData>
+            </a:graphic>
+          </wp:inline>
+        </w:drawing>
+      </w:r>
+    </w:p>
+    <w:p>
+      <w:pPr>
+        <w:spacing w:after="0"/>
+        <w:rPr>
+          <w:color w:val="00B0F0"/>
+        </w:rPr>
+      </w:pPr>
+      <w:r>
+        <w:rPr>
+          <w:color w:val="00B0F0"/>
+        </w:rPr>
+        <w:drawing>
+          <wp:inline distT="0" distB="0" distL="0" distR="0" wp14:anchorId="5CD10253" wp14:editId="01520432">
+            <wp:extent cx="3081020" cy="2152366"/>
+            <wp:effectExtent l="0" t="0" r="5080" b="635"/>
+            <wp:docPr id="1288302043" name="Picture 1"/>
+            <wp:cNvGraphicFramePr>
+              <a:graphicFrameLocks xmlns:a="http://schemas.openxmlformats.org/drawingml/2006/main" noChangeAspect="1"/>
+            </wp:cNvGraphicFramePr>
+            <a:graphic xmlns:a="http://schemas.openxmlformats.org/drawingml/2006/main">
+              <a:graphicData uri="http://schemas.openxmlformats.org/drawingml/2006/picture">
+                <pic:pic xmlns:pic="http://schemas.openxmlformats.org/drawingml/2006/picture">
+                  <pic:nvPicPr>
+                    <pic:cNvPr id="1288302043" name=""/>
+                    <pic:cNvPicPr/>
+                  </pic:nvPicPr>
+                  <pic:blipFill>
+                    <a:blip r:embed="rId17"/>
+                    <a:stretch>
+                      <a:fillRect/>
+                    </a:stretch>
+                  </pic:blipFill>
+                  <pic:spPr>
+                    <a:xfrm>
+                      <a:off x="0" y="0"/>
+                      <a:ext cx="3113169" cy="2174825"/>
+                    </a:xfrm>
+                    <a:prstGeom prst="rect">
+                      <a:avLst/>
+                    </a:prstGeom>
+                  </pic:spPr>
+                </pic:pic>
+              </a:graphicData>
+            </a:graphic>
+          </wp:inline>
+        </w:drawing>
       </w:r>
     </w:p>
     <w:sectPr>
